--- a/Decoupe/20_Romanette.docx
+++ b/Decoupe/20_Romanette.docx
@@ -205,20 +205,20 @@
           <w:sz w:val="24"/>
           <w:szCs w:val="24"/>
         </w:rPr>
-        <w:t>❧  💬 STATUT NARRATIF  ❧</w:t>
-      </w:r>
-    </w:p>
-    <w:p>
-      <w:pPr>
-        <w:spacing w:before="60" w:after="60" w:line="300" w:lineRule="auto"/>
-        <w:jc w:val="both"/>
-      </w:pPr>
-      <w:r>
-        <w:rPr>
-          <w:b/>
-          <w:bCs/>
-        </w:rPr>
-        <w:t>Témoin bavard sur les observations.</w:t>
+        <w:t>❧  💬 COMMENT JOUER  ❧</w:t>
+      </w:r>
+    </w:p>
+    <w:p>
+      <w:pPr>
+        <w:spacing w:before="60" w:after="60" w:line="300" w:lineRule="auto"/>
+        <w:jc w:val="both"/>
+      </w:pPr>
+      <w:r>
+        <w:rPr>
+          <w:b/>
+          <w:bCs/>
+        </w:rPr>
+        <w:t>Vous livrez vos observations dès qu'on vous le demande.</w:t>
       </w:r>
       <w:r>
         <w:t xml:space="preserve"> Vous livrez vos témoignages prioritaires dès qu’on vous demande « qu’avez-vous vu cet après-midi ? ». Vous </w:t>

--- a/Decoupe/20_Romanette.docx
+++ b/Decoupe/20_Romanette.docx
@@ -64,7 +64,7 @@
         <w:jc w:val="both"/>
       </w:pPr>
       <w:r>
-        <w:t>Le contexte. Samedi 6 juin 2026, anniversaire des 30 ans de Lady Chloé. Vous êtes invité au Domaine des Beuhaies. Lady Chloé est rentrée seule à 18h00 et trouve Lady Léa de Pavy morte dans la dépendance — empoisonnée à la digitaline vers 17h25. Le jeu. Lady Chloé enquête seule pendant 1 heure. Sir Amaury est MJ. Vos observations se livrent en conversation, librement. Vos secrets se gardent — il faut un levier pour qu’ils sortent.</w:t>
+        <w:t>Le contexte. Samedi 6 juin 1925, anniversaire des 30 ans de Lady Chloé. Vous êtes invité au Domaine des Beuhaies. Lady Chloé est rentrée seule à 18h00 et trouve Lady Léa de Pavy morte dans la dépendance — empoisonnée à la digitaline vers 17h25. Le jeu. Lady Chloé enquête seule pendant 1 heure. Sir Amaury est MJ. Vos observations se livrent en conversation, librement. Vos secrets se gardent — il faut un levier pour qu’ils sortent.</w:t>
       </w:r>
     </w:p>
     <w:p>
@@ -505,7 +505,7 @@
         <w:t>Lady Boulet de Myrtilles passe</w:t>
       </w:r>
       <w:r>
-        <w:t xml:space="preserve"> (Acte II/III) : « Lady Boulet de Myrtilles est passée plusieurs fois dans le couloir cet après-midi. Elle est très discrète mais elle voit beaucoup. »</w:t>
+        <w:t xml:space="preserve"> (Acte II/III) : « Lady Boulet de Myrtilles est passée vers 17h30 dans le couloir. Elle est très discrète mais elle voit beaucoup. »</w:t>
       </w:r>
     </w:p>
     <w:p>
